--- a/docs/CV/CV_detaille_Egal_Emilio.docx
+++ b/docs/CV/CV_detaille_Egal_Emilio.docx
@@ -63,108 +63,70 @@
           <w:bCs/>
           <w:lang w:val="fr-FR"/>
         </w:rPr>
-        <w:t xml:space="preserve">Professional </w:t>
-      </w:r>
-      <w:proofErr w:type="spellStart"/>
-      <w:r>
-        <w:rPr>
-          <w:b/>
-          <w:bCs/>
+        <w:t>Professional address</w:t>
+      </w:r>
+      <w:r>
+        <w:rPr>
           <w:lang w:val="fr-FR"/>
         </w:rPr>
-        <w:t>address</w:t>
-      </w:r>
-      <w:proofErr w:type="spellEnd"/>
+        <w:br/>
+        <w:t>DECOD UMR 0985 INRAE-Institut Agro</w:t>
+      </w:r>
       <w:r>
         <w:rPr>
           <w:lang w:val="fr-FR"/>
         </w:rPr>
         <w:br/>
-        <w:t>DECOD UMR 0985 INRAE-Institut Agro</w:t>
+        <w:t>Dynamique et durabilité des écosystèmes : de la source à l’océan</w:t>
       </w:r>
       <w:r>
         <w:rPr>
           <w:lang w:val="fr-FR"/>
         </w:rPr>
         <w:br/>
-        <w:t>Dynamique et durabilité des écosystèmes : de la source à l’océan</w:t>
+        <w:t>65 Rue de Saint-Brieuc</w:t>
       </w:r>
       <w:r>
         <w:rPr>
           <w:lang w:val="fr-FR"/>
         </w:rPr>
         <w:br/>
-        <w:t>65 Rue de Saint-Brieuc</w:t>
-      </w:r>
-      <w:r>
+        <w:t>35000 Rennes</w:t>
+      </w:r>
+    </w:p>
+    <w:p>
+      <w:pPr>
+        <w:pStyle w:val="Corpsdetexte"/>
         <w:rPr>
           <w:lang w:val="fr-FR"/>
         </w:rPr>
-        <w:br/>
-        <w:t>35000 Rennes</w:t>
+      </w:pPr>
+      <w:r>
+        <w:rPr>
+          <w:b/>
+          <w:bCs/>
+          <w:lang w:val="fr-FR"/>
+        </w:rPr>
+        <w:t>Personal address</w:t>
+      </w:r>
+      <w:r>
+        <w:rPr>
+          <w:lang w:val="fr-FR"/>
+        </w:rPr>
+        <w:br/>
+        <w:t>Rue du Clos Perrigault</w:t>
+      </w:r>
+      <w:r>
+        <w:rPr>
+          <w:lang w:val="fr-FR"/>
+        </w:rPr>
+        <w:br/>
+        <w:t>35132 Vezin le Coquet - FRANCE</w:t>
       </w:r>
     </w:p>
     <w:p>
       <w:pPr>
         <w:pStyle w:val="Corpsdetexte"/>
-        <w:rPr>
-          <w:lang w:val="fr-FR"/>
-        </w:rPr>
-      </w:pPr>
-      <w:proofErr w:type="spellStart"/>
-      <w:r>
-        <w:rPr>
-          <w:b/>
-          <w:bCs/>
-          <w:lang w:val="fr-FR"/>
-        </w:rPr>
-        <w:t>Personal</w:t>
-      </w:r>
-      <w:proofErr w:type="spellEnd"/>
-      <w:r>
-        <w:rPr>
-          <w:b/>
-          <w:bCs/>
-          <w:lang w:val="fr-FR"/>
-        </w:rPr>
-        <w:t xml:space="preserve"> </w:t>
-      </w:r>
-      <w:proofErr w:type="spellStart"/>
-      <w:r>
-        <w:rPr>
-          <w:b/>
-          <w:bCs/>
-          <w:lang w:val="fr-FR"/>
-        </w:rPr>
-        <w:t>address</w:t>
-      </w:r>
-      <w:proofErr w:type="spellEnd"/>
-      <w:r>
-        <w:rPr>
-          <w:lang w:val="fr-FR"/>
-        </w:rPr>
-        <w:br/>
-        <w:t xml:space="preserve">Rue du Clos </w:t>
-      </w:r>
-      <w:proofErr w:type="spellStart"/>
-      <w:r>
-        <w:rPr>
-          <w:lang w:val="fr-FR"/>
-        </w:rPr>
-        <w:t>Perrigault</w:t>
-      </w:r>
-      <w:proofErr w:type="spellEnd"/>
-      <w:r>
-        <w:rPr>
-          <w:lang w:val="fr-FR"/>
-        </w:rPr>
-        <w:br/>
-        <w:t>35132 Vezin le Coquet - FRANCE</w:t>
-      </w:r>
-    </w:p>
-    <w:p>
-      <w:pPr>
-        <w:pStyle w:val="Corpsdetexte"/>
       </w:pPr>
       <w:r>
         <w:rPr>
@@ -181,17 +143,8 @@
           <w:i/>
           <w:iCs/>
         </w:rPr>
-        <w:t xml:space="preserve">Phone </w:t>
-      </w:r>
-      <w:proofErr w:type="gramStart"/>
-      <w:r>
-        <w:rPr>
-          <w:i/>
-          <w:iCs/>
-        </w:rPr>
-        <w:t>number :</w:t>
-      </w:r>
-      <w:proofErr w:type="gramEnd"/>
+        <w:t>Phone number :</w:t>
+      </w:r>
       <w:r>
         <w:t xml:space="preserve"> (+33) 6 65 22 76 10</w:t>
       </w:r>
@@ -1191,71 +1144,29 @@
           <w:i/>
           <w:iCs/>
         </w:rPr>
-        <w:t xml:space="preserve">Salmo </w:t>
-      </w:r>
-      <w:proofErr w:type="spellStart"/>
-      <w:r>
-        <w:rPr>
-          <w:i/>
-          <w:iCs/>
-        </w:rPr>
-        <w:t>salar</w:t>
-      </w:r>
-      <w:proofErr w:type="spellEnd"/>
+        <w:t>Salmo salar</w:t>
+      </w:r>
       <w:r>
         <w:t>)</w:t>
       </w:r>
       <w:r>
-        <w:t>.</w:t>
-      </w:r>
-      <w:r>
-        <w:t xml:space="preserve"> Oral presentation. </w:t>
-      </w:r>
-      <w:r>
-        <w:rPr>
-          <w:i/>
-          <w:iCs/>
-        </w:rPr>
-        <w:t>International Workshop of PhDs and Post-doctoral Fellows on Anadromous Salmonids</w:t>
-      </w:r>
-      <w:r>
-        <w:rPr>
-          <w:i/>
-          <w:iCs/>
-        </w:rPr>
-        <w:t xml:space="preserve"> </w:t>
+        <w:t xml:space="preserve">. Oral presentation. </w:t>
+      </w:r>
+      <w:r>
+        <w:rPr>
+          <w:i/>
+          <w:iCs/>
+        </w:rPr>
+        <w:t xml:space="preserve">International Workshop of PhDs and Post-doctoral Fellows on Anadromous Salmonids </w:t>
       </w:r>
       <w:r>
         <w:t>(</w:t>
       </w:r>
-      <w:proofErr w:type="spellStart"/>
       <w:r>
         <w:t>Hólar</w:t>
       </w:r>
-      <w:proofErr w:type="spellEnd"/>
-      <w:r>
-        <w:t>,</w:t>
-      </w:r>
-      <w:r>
-        <w:t xml:space="preserve"> </w:t>
-      </w:r>
-      <w:r>
-        <w:t>Iceland</w:t>
-      </w:r>
-      <w:r>
-        <w:t xml:space="preserve">, </w:t>
-      </w:r>
-      <w:r>
-        <w:t>February</w:t>
-      </w:r>
-      <w:r>
-        <w:t xml:space="preserve"> 202</w:t>
-      </w:r>
-      <w:r>
-        <w:t>6</w:t>
-      </w:r>
-      <w:r>
-        <w:t>)</w:t>
+      <w:r>
+        <w:t>, Iceland, February 2026)</w:t>
       </w:r>
     </w:p>
     <w:p>
@@ -1414,47 +1325,15 @@
         <w:rPr>
           <w:lang w:val="fr-FR"/>
         </w:rPr>
-        <w:t xml:space="preserve"> Dispersion et succès reproducteur du saumon Atlantique par des approches génétiques. Oral </w:t>
-      </w:r>
-      <w:proofErr w:type="spellStart"/>
-      <w:r>
-        <w:rPr>
+        <w:t xml:space="preserve"> Dispersion et succès reproducteur du saumon Atlantique par des approches génétiques. Oral presentation. </w:t>
+      </w:r>
+      <w:r>
+        <w:rPr>
+          <w:i/>
+          <w:iCs/>
           <w:lang w:val="fr-FR"/>
         </w:rPr>
-        <w:t>presentation</w:t>
-      </w:r>
-      <w:proofErr w:type="spellEnd"/>
-      <w:r>
-        <w:rPr>
-          <w:lang w:val="fr-FR"/>
-        </w:rPr>
-        <w:t xml:space="preserve">. </w:t>
-      </w:r>
-      <w:r>
-        <w:rPr>
-          <w:i/>
-          <w:iCs/>
-          <w:lang w:val="fr-FR"/>
-        </w:rPr>
-        <w:t xml:space="preserve">13ème édition du séminaire de l’École Internationale de Recherche </w:t>
-      </w:r>
-      <w:proofErr w:type="spellStart"/>
-      <w:r>
-        <w:rPr>
-          <w:i/>
-          <w:iCs/>
-          <w:lang w:val="fr-FR"/>
-        </w:rPr>
-        <w:t>Agreenium</w:t>
-      </w:r>
-      <w:proofErr w:type="spellEnd"/>
-      <w:r>
-        <w:rPr>
-          <w:i/>
-          <w:iCs/>
-          <w:lang w:val="fr-FR"/>
-        </w:rPr>
-        <w:t xml:space="preserve"> (EIR-A)</w:t>
+        <w:t>13ème édition du séminaire de l’École Internationale de Recherche Agreenium (EIR-A)</w:t>
       </w:r>
       <w:r>
         <w:rPr>
@@ -1499,34 +1378,14 @@
         </w:rPr>
         <w:t xml:space="preserve"> (2023). Biogéographie et connectivité des coraux d’eau froide </w:t>
       </w:r>
-      <w:proofErr w:type="spellStart"/>
       <w:r>
         <w:rPr>
           <w:i/>
           <w:iCs/>
           <w:lang w:val="fr-FR"/>
         </w:rPr>
-        <w:t>Desmophyllum</w:t>
-      </w:r>
-      <w:proofErr w:type="spellEnd"/>
-      <w:r>
-        <w:rPr>
-          <w:i/>
-          <w:iCs/>
-          <w:lang w:val="fr-FR"/>
-        </w:rPr>
-        <w:t xml:space="preserve"> </w:t>
-      </w:r>
-      <w:proofErr w:type="spellStart"/>
-      <w:r>
-        <w:rPr>
-          <w:i/>
-          <w:iCs/>
-          <w:lang w:val="fr-FR"/>
-        </w:rPr>
-        <w:t>pertusum</w:t>
-      </w:r>
-      <w:proofErr w:type="spellEnd"/>
+        <w:t>Desmophyllum pertusum</w:t>
+      </w:r>
       <w:r>
         <w:rPr>
           <w:lang w:val="fr-FR"/>
@@ -1584,23 +1443,7 @@
     <w:p>
       <w:pPr>
         <w:pStyle w:val="FirstParagraph"/>
-        <w:rPr>
-          <w:b/>
-          <w:bCs/>
-        </w:rPr>
-      </w:pPr>
-    </w:p>
-    <w:p>
-      <w:pPr>
-        <w:pStyle w:val="FirstParagraph"/>
-      </w:pPr>
-      <w:r>
-        <w:rPr>
-          <w:i/>
-          <w:iCs/>
-        </w:rPr>
-        <w:t>2022</w:t>
-      </w:r>
+      </w:pPr>
       <w:r>
         <w:rPr>
           <w:i/>
@@ -1641,7 +1484,23 @@
         <w:t>France</w:t>
       </w:r>
       <w:r>
-        <w:br/>
+        <w:t xml:space="preserve"> - </w:t>
+      </w:r>
+      <w:r>
+        <w:rPr>
+          <w:i/>
+          <w:iCs/>
+        </w:rPr>
+        <w:t>2025</w:t>
+      </w:r>
+      <w:r>
+        <w:rPr>
+          <w:i/>
+          <w:iCs/>
+        </w:rPr>
+        <w:br/>
+      </w:r>
+      <w:r>
         <w:t xml:space="preserve">Thesis title: </w:t>
       </w:r>
       <w:r>
@@ -2065,6 +1924,15 @@
         <w:t xml:space="preserve"> Windows, Linux (Ubuntu, MobaXterm)</w:t>
       </w:r>
       <w:r>
+        <w:t xml:space="preserve">, </w:t>
+      </w:r>
+      <w:r>
+        <w:t>Docker</w:t>
+      </w:r>
+      <w:r>
+        <w:t>, GitHub</w:t>
+      </w:r>
+      <w:r>
         <w:br/>
       </w:r>
       <w:r>
@@ -2075,7 +1943,7 @@
         <w:t>Office :</w:t>
       </w:r>
       <w:r>
-        <w:t xml:space="preserve"> Docker, Open Office, MS Office</w:t>
+        <w:t xml:space="preserve"> Open Office, MS Office</w:t>
       </w:r>
     </w:p>
     <w:p>
@@ -2085,7 +1953,6 @@
           <w:lang w:val="fr-FR"/>
         </w:rPr>
       </w:pPr>
-      <w:proofErr w:type="spellStart"/>
       <w:r>
         <w:rPr>
           <w:b/>
@@ -2094,7 +1961,6 @@
         </w:rPr>
         <w:t>Languages</w:t>
       </w:r>
-      <w:proofErr w:type="spellEnd"/>
       <w:r>
         <w:rPr>
           <w:lang w:val="fr-FR"/>
@@ -2211,7 +2077,13 @@
       </w:r>
       <w:r>
         <w:br/>
-        <w:t>Rugby, Scuba-diving, Gym workout, volley, runninh, chess</w:t>
+        <w:t>Rugby, Scuba-diving, Gym workout, volley, runnin</w:t>
+      </w:r>
+      <w:r>
+        <w:t>g</w:t>
+      </w:r>
+      <w:r>
+        <w:t>, chess</w:t>
       </w:r>
       <w:bookmarkEnd w:id="10"/>
     </w:p>
@@ -3041,6 +2913,7 @@
   <w:style w:type="character" w:default="1" w:styleId="Policepardfaut">
     <w:name w:val="Default Paragraph Font"/>
     <w:uiPriority w:val="1"/>
+    <w:semiHidden/>
     <w:unhideWhenUsed/>
   </w:style>
   <w:style w:type="table" w:default="1" w:styleId="TableauNormal">
